--- a/documents/title_pages.docx
+++ b/documents/title_pages.docx
@@ -437,7 +437,17 @@
           <w:i/>
           <w:sz w:val="40"/>
         </w:rPr>
-        <w:t>______________________________________________</w:t>
+        <w:t>_______________________</w:t>
+      </w:r>
+      <w:bookmarkStart w:id="0" w:name="_GoBack"/>
+      <w:bookmarkEnd w:id="0"/>
+      <w:r>
+        <w:rPr>
+          <w:b/>
+          <w:i/>
+          <w:sz w:val="40"/>
+        </w:rPr>
+        <w:t>_______________________</w:t>
       </w:r>
     </w:p>
     <w:p>
@@ -1018,7 +1028,6 @@
         <w:rPr>
           <w:i/>
           <w:sz w:val="28"/>
-          <w:lang w:val="en-US"/>
         </w:rPr>
         <w:t>5</w:t>
       </w:r>
@@ -1227,12 +1236,18 @@
         <w:rPr>
           <w:u w:val="single"/>
         </w:rPr>
-        <w:t xml:space="preserve">   </w:t>
+        <w:t xml:space="preserve">     </w:t>
       </w:r>
       <w:r>
         <w:rPr>
           <w:u w:val="single"/>
         </w:rPr>
+        <w:t xml:space="preserve"> </w:t>
+      </w:r>
+      <w:r>
+        <w:rPr>
+          <w:u w:val="single"/>
+        </w:rPr>
         <w:t xml:space="preserve">  </w:t>
       </w:r>
       <w:r>
@@ -1251,25 +1266,7 @@
         <w:rPr>
           <w:u w:val="single"/>
         </w:rPr>
-        <w:t xml:space="preserve"> </w:t>
-      </w:r>
-      <w:r>
-        <w:rPr>
-          <w:u w:val="single"/>
-        </w:rPr>
-        <w:t xml:space="preserve">  </w:t>
-      </w:r>
-      <w:r>
-        <w:rPr>
-          <w:u w:val="single"/>
-        </w:rPr>
-        <w:t xml:space="preserve">     </w:t>
-      </w:r>
-      <w:r>
-        <w:rPr>
-          <w:u w:val="single"/>
-        </w:rPr>
-        <w:t xml:space="preserve"> </w:t>
+        <w:t xml:space="preserve">      </w:t>
       </w:r>
       <w:r>
         <w:rPr>
@@ -1301,10 +1298,7 @@
         <w:jc w:val="right"/>
       </w:pPr>
       <w:r>
-        <w:t>___</w:t>
-      </w:r>
-      <w:r>
-        <w:t>__________________________</w:t>
+        <w:t>_____________________________</w:t>
       </w:r>
       <w:r>
         <w:rPr>
@@ -1462,10 +1456,7 @@
         <w:t xml:space="preserve">квалификационной работы </w:t>
       </w:r>
     </w:p>
-    <w:p>
-      <w:bookmarkStart w:id="0" w:name="_GoBack"/>
-      <w:bookmarkEnd w:id="0"/>
-    </w:p>
+    <w:p/>
     <w:p>
       <w:r>
         <w:t>Студент</w:t>
@@ -1654,13 +1645,7 @@
         <w:t>_______</w:t>
       </w:r>
       <w:r>
-        <w:t>__от «__</w:t>
-      </w:r>
-      <w:r>
-        <w:t>_</w:t>
-      </w:r>
-      <w:r>
-        <w:t>_</w:t>
+        <w:t>__от «____</w:t>
       </w:r>
       <w:r>
         <w:t>» _____________ 20__ г.</w:t>
@@ -1809,7 +1794,6 @@
         <w:rPr>
           <w:b/>
           <w:i/>
-          <w:lang w:val="en-US"/>
         </w:rPr>
         <w:t xml:space="preserve"> </w:t>
       </w:r>
@@ -2220,13 +2204,7 @@
         <w:t>Дата выдачи задания «</w:t>
       </w:r>
       <w:r>
-        <w:t>__</w:t>
-      </w:r>
-      <w:r>
-        <w:t>_</w:t>
-      </w:r>
-      <w:r>
-        <w:t>_</w:t>
+        <w:t>____</w:t>
       </w:r>
       <w:r>
         <w:t>» ____________ 20__ г.</w:t>
@@ -2734,10 +2712,7 @@
         <w:t xml:space="preserve"> </w:t>
       </w:r>
       <w:r>
-        <w:t>______________</w:t>
-      </w:r>
-      <w:r>
-        <w:t>_</w:t>
+        <w:t>_______________</w:t>
       </w:r>
       <w:r>
         <w:t>_______________</w:t>
@@ -2880,7 +2855,6 @@
           <w:rFonts w:ascii="Times New Roman" w:hAnsi="Times New Roman"/>
           <w:sz w:val="24"/>
           <w:szCs w:val="24"/>
-          <w:lang w:val="en-US"/>
         </w:rPr>
         <w:t xml:space="preserve"> </w:t>
       </w:r>
@@ -5802,9 +5776,6 @@
         <w:t>_______________________________</w:t>
       </w:r>
       <w:r>
-        <w:rPr>
-          <w:lang w:val="en-US"/>
-        </w:rPr>
         <w:t xml:space="preserve"> </w:t>
       </w:r>
       <w:r>
@@ -5896,9 +5867,6 @@
         <w:t>«____»</w:t>
       </w:r>
       <w:r>
-        <w:rPr>
-          <w:lang w:val="en-US"/>
-        </w:rPr>
         <w:t xml:space="preserve"> </w:t>
       </w:r>
       <w:r>

--- a/documents/title_pages.docx
+++ b/documents/title_pages.docx
@@ -140,7 +140,19 @@
               <w:rPr>
                 <w:b/>
               </w:rPr>
-              <w:t xml:space="preserve">Федеральное государственное бюджетное образовательное учреждение </w:t>
+              <w:t xml:space="preserve">Федеральное государственное </w:t>
+            </w:r>
+            <w:r>
+              <w:rPr>
+                <w:b/>
+              </w:rPr>
+              <w:t>автономное</w:t>
+            </w:r>
+            <w:r>
+              <w:rPr>
+                <w:b/>
+              </w:rPr>
+              <w:t xml:space="preserve"> образовательное учреждение </w:t>
             </w:r>
           </w:p>
           <w:p>
@@ -437,17 +449,7 @@
           <w:i/>
           <w:sz w:val="40"/>
         </w:rPr>
-        <w:t>_______________________</w:t>
-      </w:r>
-      <w:bookmarkStart w:id="0" w:name="_GoBack"/>
-      <w:bookmarkEnd w:id="0"/>
-      <w:r>
-        <w:rPr>
-          <w:b/>
-          <w:i/>
-          <w:sz w:val="40"/>
-        </w:rPr>
-        <w:t>_______________________</w:t>
+        <w:t>______________________________________________</w:t>
       </w:r>
     </w:p>
     <w:p>
@@ -1084,7 +1086,25 @@
         <w:rPr>
           <w:b/>
         </w:rPr>
-        <w:t xml:space="preserve">Федеральное государственное бюджетное образовательное учреждение </w:t>
+        <w:t xml:space="preserve">Федеральное государственное </w:t>
+      </w:r>
+      <w:r>
+        <w:rPr>
+          <w:b/>
+        </w:rPr>
+        <w:t>автономное</w:t>
+      </w:r>
+      <w:r>
+        <w:rPr>
+          <w:b/>
+        </w:rPr>
+        <w:t xml:space="preserve"> </w:t>
+      </w:r>
+      <w:r>
+        <w:rPr>
+          <w:b/>
+        </w:rPr>
+        <w:t xml:space="preserve">образовательное учреждение </w:t>
       </w:r>
     </w:p>
     <w:p>
@@ -2420,7 +2440,19 @@
         <w:rPr>
           <w:b/>
         </w:rPr>
-        <w:t xml:space="preserve">Федеральное государственное бюджетное образовательное учреждение </w:t>
+        <w:t xml:space="preserve">Федеральное государственное </w:t>
+      </w:r>
+      <w:r>
+        <w:rPr>
+          <w:b/>
+        </w:rPr>
+        <w:t>автономное</w:t>
+      </w:r>
+      <w:r>
+        <w:rPr>
+          <w:b/>
+        </w:rPr>
+        <w:t xml:space="preserve"> образовательное учреждение </w:t>
       </w:r>
     </w:p>
     <w:p>
@@ -5551,7 +5583,21 @@
         <w:rPr>
           <w:b/>
         </w:rPr>
-        <w:t xml:space="preserve">Федеральное государственное бюджетное образовательное учреждение </w:t>
+        <w:t xml:space="preserve">Федеральное государственное </w:t>
+      </w:r>
+      <w:r>
+        <w:rPr>
+          <w:b/>
+        </w:rPr>
+        <w:t>автономное</w:t>
+      </w:r>
+      <w:bookmarkStart w:id="0" w:name="_GoBack"/>
+      <w:bookmarkEnd w:id="0"/>
+      <w:r>
+        <w:rPr>
+          <w:b/>
+        </w:rPr>
+        <w:t xml:space="preserve"> образовательное учреждение </w:t>
       </w:r>
     </w:p>
     <w:p>
